--- a/deliveries/2026-09-03/01_Vehicle_Pages/VEH_20260903_06_SAIC_Maxus_V90.docx
+++ b/deliveries/2026-09-03/01_Vehicle_Pages/VEH_20260903_06_SAIC_Maxus_V90.docx
@@ -4,7 +4,7 @@
   <w:body>
     <w:p>
       <w:pPr>
-        <w:pStyle w:val="Title"/>
+        <w:pStyle w:val="Heading1"/>
       </w:pPr>
       <w:r>
         <w:t>SAIC Maxus Xintu V90 Diesel Van: a Configuration-Matrix Light Commercial, Not a Single Model</w:t>
@@ -12,7 +12,7 @@
     </w:p>
     <w:p>
       <w:pPr>
-        <w:pStyle w:val="Heading1"/>
+        <w:pStyle w:val="Heading2"/>
       </w:pPr>
       <w:r>
         <w:t>SEO Metadata</w:t>
@@ -146,7 +146,7 @@
     </w:p>
     <w:p>
       <w:pPr>
-        <w:pStyle w:val="Heading1"/>
+        <w:pStyle w:val="Heading2"/>
       </w:pPr>
       <w:r>
         <w:t>Buyer Context: Order a Configuration Code, Not a Name</w:t>
@@ -186,7 +186,7 @@
     </w:p>
     <w:p>
       <w:pPr>
-        <w:pStyle w:val="Heading1"/>
+        <w:pStyle w:val="Heading2"/>
       </w:pPr>
       <w:r>
         <w:t>Engine and Driveline (commercial diesel focus)</w:t>
@@ -194,7 +194,7 @@
     </w:p>
     <w:tbl>
       <w:tblPr>
-        <w:tblStyle w:val="TableGrid"/>
+        <w:tblStyle w:val="LightGrid-Accent1"/>
         <w:tblW w:type="auto" w:w="0"/>
         <w:tblLook w:firstColumn="1" w:firstRow="1" w:lastColumn="0" w:lastRow="0" w:noHBand="0" w:noVBand="1" w:val="04A0"/>
       </w:tblPr>
@@ -206,20 +206,9 @@
         <w:tc>
           <w:tcPr>
             <w:tcW w:type="dxa" w:w="4320"/>
-            <w:shd w:val="clear" w:fill="EAF0F6"/>
           </w:tcPr>
           <w:p>
             <w:r>
-              <w:rPr>
-                <w:b/>
-                <w:sz w:val="20"/>
-              </w:rPr>
-            </w:r>
-            <w:r>
-              <w:rPr>
-                <w:b/>
-                <w:sz w:val="20"/>
-              </w:rPr>
               <w:t>Item</w:t>
             </w:r>
           </w:p>
@@ -227,20 +216,9 @@
         <w:tc>
           <w:tcPr>
             <w:tcW w:type="dxa" w:w="4320"/>
-            <w:shd w:val="clear" w:fill="EAF0F6"/>
           </w:tcPr>
           <w:p>
             <w:r>
-              <w:rPr>
-                <w:b/>
-                <w:sz w:val="20"/>
-              </w:rPr>
-            </w:r>
-            <w:r>
-              <w:rPr>
-                <w:b/>
-                <w:sz w:val="20"/>
-              </w:rPr>
               <w:t>V90 China reference</w:t>
             </w:r>
           </w:p>
@@ -253,14 +231,6 @@
           </w:tcPr>
           <w:p>
             <w:r>
-              <w:rPr>
-                <w:sz w:val="20"/>
-              </w:rPr>
-            </w:r>
-            <w:r>
-              <w:rPr>
-                <w:sz w:val="20"/>
-              </w:rPr>
               <w:t>Engine</w:t>
             </w:r>
           </w:p>
@@ -271,14 +241,6 @@
           </w:tcPr>
           <w:p>
             <w:r>
-              <w:rPr>
-                <w:sz w:val="20"/>
-              </w:rPr>
-            </w:r>
-            <w:r>
-              <w:rPr>
-                <w:sz w:val="20"/>
-              </w:rPr>
               <w:t>SAIC π ("PI") 2.0 L turbo-diesel inline-4</w:t>
             </w:r>
           </w:p>
@@ -291,14 +253,6 @@
           </w:tcPr>
           <w:p>
             <w:r>
-              <w:rPr>
-                <w:sz w:val="20"/>
-              </w:rPr>
-            </w:r>
-            <w:r>
-              <w:rPr>
-                <w:sz w:val="20"/>
-              </w:rPr>
               <w:t>Power grades</w:t>
             </w:r>
           </w:p>
@@ -309,14 +263,6 @@
           </w:tcPr>
           <w:p>
             <w:r>
-              <w:rPr>
-                <w:sz w:val="20"/>
-              </w:rPr>
-            </w:r>
-            <w:r>
-              <w:rPr>
-                <w:sz w:val="20"/>
-              </w:rPr>
               <w:t>110 kW (≈150 PS) / 130 kW (≈177 PS)</w:t>
             </w:r>
           </w:p>
@@ -329,14 +275,6 @@
           </w:tcPr>
           <w:p>
             <w:r>
-              <w:rPr>
-                <w:sz w:val="20"/>
-              </w:rPr>
-            </w:r>
-            <w:r>
-              <w:rPr>
-                <w:sz w:val="20"/>
-              </w:rPr>
               <w:t>Torque grades</w:t>
             </w:r>
           </w:p>
@@ -347,14 +285,6 @@
           </w:tcPr>
           <w:p>
             <w:r>
-              <w:rPr>
-                <w:sz w:val="20"/>
-              </w:rPr>
-            </w:r>
-            <w:r>
-              <w:rPr>
-                <w:sz w:val="20"/>
-              </w:rPr>
               <w:t>375 N·m / 400–420 N·m</w:t>
             </w:r>
           </w:p>
@@ -367,14 +297,6 @@
           </w:tcPr>
           <w:p>
             <w:r>
-              <w:rPr>
-                <w:sz w:val="20"/>
-              </w:rPr>
-            </w:r>
-            <w:r>
-              <w:rPr>
-                <w:sz w:val="20"/>
-              </w:rPr>
               <w:t>Transmission</w:t>
             </w:r>
           </w:p>
@@ -385,27 +307,15 @@
           </w:tcPr>
           <w:p>
             <w:r>
-              <w:rPr>
-                <w:sz w:val="20"/>
-              </w:rPr>
-            </w:r>
-            <w:r>
-              <w:rPr>
-                <w:sz w:val="20"/>
-              </w:rPr>
               <w:t xml:space="preserve">6-speed automatic </w:t>
             </w:r>
             <w:r>
               <w:rPr>
                 <w:b/>
-                <w:sz w:val="20"/>
               </w:rPr>
               <w:t>or</w:t>
             </w:r>
             <w:r>
-              <w:rPr>
-                <w:sz w:val="20"/>
-              </w:rPr>
               <w:t xml:space="preserve"> ZF 8-speed automatic</w:t>
             </w:r>
           </w:p>
@@ -418,14 +328,6 @@
           </w:tcPr>
           <w:p>
             <w:r>
-              <w:rPr>
-                <w:sz w:val="20"/>
-              </w:rPr>
-            </w:r>
-            <w:r>
-              <w:rPr>
-                <w:sz w:val="20"/>
-              </w:rPr>
               <w:t>Layout</w:t>
             </w:r>
           </w:p>
@@ -436,33 +338,20 @@
           </w:tcPr>
           <w:p>
             <w:r>
-              <w:rPr>
-                <w:sz w:val="20"/>
-              </w:rPr>
-            </w:r>
-            <w:r>
-              <w:rPr>
-                <w:sz w:val="20"/>
-              </w:rPr>
               <w:t xml:space="preserve">Front engine, </w:t>
             </w:r>
             <w:r>
               <w:rPr>
                 <w:b/>
-                <w:sz w:val="20"/>
               </w:rPr>
               <w:t>rear-wheel drive</w:t>
             </w:r>
             <w:r>
-              <w:rPr>
-                <w:sz w:val="20"/>
-              </w:rPr>
               <w:t xml:space="preserve">; </w:t>
             </w:r>
             <w:r>
               <w:rPr>
                 <w:b/>
-                <w:sz w:val="20"/>
               </w:rPr>
               <w:t>dual rear wheels optional</w:t>
             </w:r>
@@ -476,14 +365,6 @@
           </w:tcPr>
           <w:p>
             <w:r>
-              <w:rPr>
-                <w:sz w:val="20"/>
-              </w:rPr>
-            </w:r>
-            <w:r>
-              <w:rPr>
-                <w:sz w:val="20"/>
-              </w:rPr>
               <w:t>Fuel</w:t>
             </w:r>
           </w:p>
@@ -494,20 +375,13 @@
           </w:tcPr>
           <w:p>
             <w:r>
-              <w:rPr>
-                <w:sz w:val="20"/>
-              </w:rPr>
-            </w:r>
-            <w:r>
-              <w:rPr>
-                <w:sz w:val="20"/>
-              </w:rPr>
               <w:t>Diesel — confirm fuel quality tolerance and destination emission stage</w:t>
             </w:r>
           </w:p>
         </w:tc>
       </w:tr>
     </w:tbl>
+    <w:p/>
     <w:p>
       <w:r>
         <w:t>For a diesel commercial, buyers should compare torque grade and rear-axle/wheel choice (single vs dual rear tyre) against intended payload, not just peak power. The ZF 8AT is the higher-tier transmission; do not assume every grade has it.</w:t>
@@ -515,7 +389,7 @@
     </w:p>
     <w:p>
       <w:pPr>
-        <w:pStyle w:val="Heading1"/>
+        <w:pStyle w:val="Heading2"/>
       </w:pPr>
       <w:r>
         <w:t>Chassis, Wheelbase and Body Matrix</w:t>
@@ -584,7 +458,7 @@
     </w:p>
     <w:p>
       <w:pPr>
-        <w:pStyle w:val="Heading1"/>
+        <w:pStyle w:val="Heading2"/>
       </w:pPr>
       <w:r>
         <w:t>Commercial Specifications to Reconcile per Unit</w:t>
@@ -662,7 +536,7 @@
     </w:p>
     <w:p>
       <w:pPr>
-        <w:pStyle w:val="Heading1"/>
+        <w:pStyle w:val="Heading2"/>
       </w:pPr>
       <w:r>
         <w:t>Export Considerations</w:t>
@@ -703,7 +577,7 @@
     </w:p>
     <w:p>
       <w:pPr>
-        <w:pStyle w:val="Heading1"/>
+        <w:pStyle w:val="Heading2"/>
       </w:pPr>
       <w:r>
         <w:t>Request a Current Export Quotation</w:t>
@@ -725,7 +599,7 @@
     </w:p>
     <w:p>
       <w:pPr>
-        <w:pStyle w:val="Heading1"/>
+        <w:pStyle w:val="Heading2"/>
       </w:pPr>
       <w:r>
         <w:t>Frequently Asked Questions</w:t>
@@ -739,8 +613,10 @@
         <w:t>How many seats does a V90 have?</w:t>
       </w:r>
       <w:r>
-        <w:t xml:space="preserve"> The passenger version ranges 9–15 seats depending on the homologated model code; there is no single answer without the code. </w:t>
+        <w:t xml:space="preserve"> The passenger version ranges 9–15 seats depending on the homologated model code; there is no single answer without the code.</w:t>
       </w:r>
+    </w:p>
+    <w:p>
       <w:r>
         <w:rPr>
           <w:b/>
@@ -748,8 +624,10 @@
         <w:t>What engine does it use?</w:t>
       </w:r>
       <w:r>
-        <w:t xml:space="preserve"> A SAIC π 2.0 L turbo-diesel in 110 kW (150 PS) or 130 kW (177 PS) grades, with 375 or 400–420 N·m. </w:t>
+        <w:t xml:space="preserve"> A SAIC π 2.0 L turbo-diesel in 110 kW (150 PS) or 130 kW (177 PS) grades, with 375 or 400–420 N·m.</w:t>
       </w:r>
+    </w:p>
+    <w:p>
       <w:r>
         <w:rPr>
           <w:b/>
@@ -757,8 +635,10 @@
         <w:t>Is it rear-wheel drive?</w:t>
       </w:r>
       <w:r>
-        <w:t xml:space="preserve"> Yes, front-engine RWD, with dual rear wheels available on appropriate configurations. </w:t>
+        <w:t xml:space="preserve"> Yes, front-engine RWD, with dual rear wheels available on appropriate configurations.</w:t>
       </w:r>
+    </w:p>
+    <w:p>
       <w:r>
         <w:rPr>
           <w:b/>
@@ -766,8 +646,10 @@
         <w:t>Which gearboxes are offered?</w:t>
       </w:r>
       <w:r>
-        <w:t xml:space="preserve"> A 6-speed automatic or a ZF 8-speed automatic, depending on grade. </w:t>
+        <w:t xml:space="preserve"> A 6-speed automatic or a ZF 8-speed automatic, depending on grade.</w:t>
       </w:r>
+    </w:p>
+    <w:p>
       <w:r>
         <w:rPr>
           <w:b/>
@@ -780,7 +662,255 @@
     </w:p>
     <w:p>
       <w:pPr>
-        <w:pStyle w:val="Heading1"/>
+        <w:pStyle w:val="Heading2"/>
+      </w:pPr>
+      <w:r>
+        <w:t>Image Record</w:t>
+      </w:r>
+    </w:p>
+    <w:p>
+      <w:pPr>
+        <w:pStyle w:val="ListBullet"/>
+      </w:pPr>
+      <w:r>
+        <w:t>IMAGE_ASSET_PATH: none secured in repository</w:t>
+      </w:r>
+    </w:p>
+    <w:p>
+      <w:pPr>
+        <w:pStyle w:val="ListBullet"/>
+      </w:pPr>
+      <w:r>
+        <w:t>ORIGINAL_IMAGE_URL: not captured</w:t>
+      </w:r>
+    </w:p>
+    <w:p>
+      <w:pPr>
+        <w:pStyle w:val="ListBullet"/>
+      </w:pPr>
+      <w:r>
+        <w:t>SOURCE_PAGE: not captured</w:t>
+      </w:r>
+    </w:p>
+    <w:p>
+      <w:pPr>
+        <w:pStyle w:val="ListBullet"/>
+      </w:pPr>
+      <w:r>
+        <w:t>RIGHTS_HOLDER: unconfirmed</w:t>
+      </w:r>
+    </w:p>
+    <w:p>
+      <w:pPr>
+        <w:pStyle w:val="ListBullet"/>
+      </w:pPr>
+      <w:r>
+        <w:t>LICENSE: none secured — no third-party image may be published until rights are cleared</w:t>
+      </w:r>
+    </w:p>
+    <w:p>
+      <w:pPr>
+        <w:pStyle w:val="ListBullet"/>
+      </w:pPr>
+      <w:r>
+        <w:t>CHECKED_DATE: 2026-09-05</w:t>
+      </w:r>
+    </w:p>
+    <w:p>
+      <w:pPr>
+        <w:pStyle w:val="ListBullet"/>
+      </w:pPr>
+      <w:r>
+        <w:t>MODEL_TOPIC_MATCH: must match the exact model/version (or the guide topic) and reference market above</w:t>
+      </w:r>
+    </w:p>
+    <w:p>
+      <w:pPr>
+        <w:pStyle w:val="ListBullet"/>
+      </w:pPr>
+      <w:r>
+        <w:t>IMAGE_RIGHTS_STATUS: FAIL (no licensed asset captured; a placeholder or “retain old image” note is not accepted)</w:t>
+      </w:r>
+    </w:p>
+    <w:p>
+      <w:pPr>
+        <w:pStyle w:val="ListBullet"/>
+      </w:pPr>
+      <w:r>
+        <w:t>ALT by language:</w:t>
+      </w:r>
+    </w:p>
+    <w:p>
+      <w:pPr>
+        <w:pStyle w:val="ListBullet"/>
+      </w:pPr>
+      <w:r>
+        <w:rPr>
+          <w:b/>
+        </w:rPr>
+        <w:t>EN</w:t>
+      </w:r>
+      <w:r>
+        <w:t>: AutoBridge export-buyer reference — SAIC Maxus Xintu V90, petrol/diesel Chinese-market vehicle / cargo van</w:t>
+      </w:r>
+    </w:p>
+    <w:p>
+      <w:pPr>
+        <w:pStyle w:val="ListBullet"/>
+      </w:pPr>
+      <w:r>
+        <w:rPr>
+          <w:b/>
+        </w:rPr>
+        <w:t>FR</w:t>
+      </w:r>
+      <w:r>
+        <w:t>: Référence AutoBridge pour acheteurs export — SAIC Maxus Xintu V90, véhicule thermique (marché chinois) / fourgon</w:t>
+      </w:r>
+    </w:p>
+    <w:p>
+      <w:pPr>
+        <w:pStyle w:val="ListBullet"/>
+      </w:pPr>
+      <w:r>
+        <w:rPr>
+          <w:b/>
+        </w:rPr>
+        <w:t>DE</w:t>
+      </w:r>
+      <w:r>
+        <w:t>: AutoBridge-Referenz für Exportkäufer — SAIC Maxus Xintu V90, Verbrenner (chinesischer Markt) / Kastenwagen</w:t>
+      </w:r>
+    </w:p>
+    <w:p>
+      <w:pPr>
+        <w:pStyle w:val="ListBullet"/>
+      </w:pPr>
+      <w:r>
+        <w:rPr>
+          <w:b/>
+        </w:rPr>
+        <w:t>ES</w:t>
+      </w:r>
+      <w:r>
+        <w:t>: Referencia AutoBridge para compradores de exportación — SAIC Maxus Xintu V90, vehículo de combustión (mercado chino) / furgoneta de carga</w:t>
+      </w:r>
+    </w:p>
+    <w:p>
+      <w:pPr>
+        <w:pStyle w:val="ListBullet"/>
+      </w:pPr>
+      <w:r>
+        <w:rPr>
+          <w:b/>
+        </w:rPr>
+        <w:t>PT</w:t>
+      </w:r>
+      <w:r>
+        <w:t>: Referência AutoBridge para compradores de exportação — SAIC Maxus Xintu V90, veículo a combustão (mercado chinês) / furgão de carga</w:t>
+      </w:r>
+    </w:p>
+    <w:p>
+      <w:pPr>
+        <w:pStyle w:val="ListBullet"/>
+      </w:pPr>
+      <w:r>
+        <w:rPr>
+          <w:b/>
+        </w:rPr>
+        <w:t>JA</w:t>
+      </w:r>
+      <w:r>
+        <w:t>: AutoBridge 輸出バイヤー向けリファレンス｜SAIC Maxus Xintu V90, 中国市場仕様 内燃機関車 / 貨物バン</w:t>
+      </w:r>
+    </w:p>
+    <w:p>
+      <w:pPr>
+        <w:pStyle w:val="ListBullet"/>
+      </w:pPr>
+      <w:r>
+        <w:rPr>
+          <w:b/>
+        </w:rPr>
+        <w:t>KO</w:t>
+      </w:r>
+      <w:r>
+        <w:t>: AutoBridge 수출 바이어 참고 자료｜SAIC Maxus Xintu V90, 중국 시장 내연기관 차량 / 카고 밴</w:t>
+      </w:r>
+    </w:p>
+    <w:p>
+      <w:pPr>
+        <w:pStyle w:val="ListBullet"/>
+      </w:pPr>
+      <w:r>
+        <w:rPr>
+          <w:b/>
+        </w:rPr>
+        <w:t>VI</w:t>
+      </w:r>
+      <w:r>
+        <w:t>: Tài liệu tham khảo AutoBridge cho người mua xuất khẩu — SAIC Maxus Xintu V90, xe động cơ đốt trong (thị trường Trung Quốc) / xe van chở hàng</w:t>
+      </w:r>
+    </w:p>
+    <w:p>
+      <w:pPr>
+        <w:pStyle w:val="ListBullet"/>
+      </w:pPr>
+      <w:r>
+        <w:rPr>
+          <w:b/>
+        </w:rPr>
+        <w:t>TH</w:t>
+      </w:r>
+      <w:r>
+        <w:t>: เอกสารอ้างอิง AutoBridge สำหรับผู้ซื้อเพื่อการส่งออก — SAIC Maxus Xintu V90, รถเครื่องยนต์สันดาป (ตลาดจีน) / รถตู้บรรทุก</w:t>
+      </w:r>
+    </w:p>
+    <w:p>
+      <w:pPr>
+        <w:pStyle w:val="ListBullet"/>
+      </w:pPr>
+      <w:r>
+        <w:rPr>
+          <w:b/>
+        </w:rPr>
+        <w:t>ID</w:t>
+      </w:r>
+      <w:r>
+        <w:t>: Referensi AutoBridge untuk pembeli ekspor — SAIC Maxus Xintu V90, kendaraan mesin pembakaran (pasar Tiongkok) / van kargo</w:t>
+      </w:r>
+    </w:p>
+    <w:p>
+      <w:pPr>
+        <w:pStyle w:val="ListBullet"/>
+      </w:pPr>
+      <w:r>
+        <w:rPr>
+          <w:b/>
+        </w:rPr>
+        <w:t>AR</w:t>
+      </w:r>
+      <w:r>
+        <w:t>: مرجع AutoBridge لمشتري التصدير — SAIC Maxus Xintu V90, مركبة بمحرك احتراق (سوق الصين) / شاحنة فان للبضائع</w:t>
+      </w:r>
+    </w:p>
+    <w:p>
+      <w:pPr>
+        <w:pStyle w:val="ListBullet"/>
+      </w:pPr>
+      <w:r>
+        <w:rPr>
+          <w:b/>
+        </w:rPr>
+        <w:t>ZH</w:t>
+      </w:r>
+      <w:r>
+        <w:t>: AutoBridge 出口采购参考｜SAIC Maxus Xintu V90, 中国市场燃油车 / 厢式货车</w:t>
+      </w:r>
+    </w:p>
+    <w:p>
+      <w:pPr>
+        <w:pStyle w:val="Heading2"/>
       </w:pPr>
       <w:r>
         <w:t>Sources &amp; Verification</w:t>
@@ -788,7 +918,7 @@
     </w:p>
     <w:tbl>
       <w:tblPr>
-        <w:tblStyle w:val="TableGrid"/>
+        <w:tblStyle w:val="LightGrid-Accent1"/>
         <w:tblW w:type="auto" w:w="0"/>
         <w:tblLook w:firstColumn="1" w:firstRow="1" w:lastColumn="0" w:lastRow="0" w:noHBand="0" w:noVBand="1" w:val="04A0"/>
       </w:tblPr>
@@ -805,20 +935,9 @@
         <w:tc>
           <w:tcPr>
             <w:tcW w:type="dxa" w:w="1234"/>
-            <w:shd w:val="clear" w:fill="EAF0F6"/>
           </w:tcPr>
           <w:p>
             <w:r>
-              <w:rPr>
-                <w:b/>
-                <w:sz w:val="20"/>
-              </w:rPr>
-            </w:r>
-            <w:r>
-              <w:rPr>
-                <w:b/>
-                <w:sz w:val="20"/>
-              </w:rPr>
               <w:t>Source title</w:t>
             </w:r>
           </w:p>
@@ -826,20 +945,9 @@
         <w:tc>
           <w:tcPr>
             <w:tcW w:type="dxa" w:w="1234"/>
-            <w:shd w:val="clear" w:fill="EAF0F6"/>
           </w:tcPr>
           <w:p>
             <w:r>
-              <w:rPr>
-                <w:b/>
-                <w:sz w:val="20"/>
-              </w:rPr>
-            </w:r>
-            <w:r>
-              <w:rPr>
-                <w:b/>
-                <w:sz w:val="20"/>
-              </w:rPr>
               <w:t>Organization</w:t>
             </w:r>
           </w:p>
@@ -847,20 +955,9 @@
         <w:tc>
           <w:tcPr>
             <w:tcW w:type="dxa" w:w="1234"/>
-            <w:shd w:val="clear" w:fill="EAF0F6"/>
           </w:tcPr>
           <w:p>
             <w:r>
-              <w:rPr>
-                <w:b/>
-                <w:sz w:val="20"/>
-              </w:rPr>
-            </w:r>
-            <w:r>
-              <w:rPr>
-                <w:b/>
-                <w:sz w:val="20"/>
-              </w:rPr>
               <w:t>Market</w:t>
             </w:r>
           </w:p>
@@ -868,20 +965,9 @@
         <w:tc>
           <w:tcPr>
             <w:tcW w:type="dxa" w:w="1234"/>
-            <w:shd w:val="clear" w:fill="EAF0F6"/>
           </w:tcPr>
           <w:p>
             <w:r>
-              <w:rPr>
-                <w:b/>
-                <w:sz w:val="20"/>
-              </w:rPr>
-            </w:r>
-            <w:r>
-              <w:rPr>
-                <w:b/>
-                <w:sz w:val="20"/>
-              </w:rPr>
               <w:t>URL</w:t>
             </w:r>
           </w:p>
@@ -889,20 +975,9 @@
         <w:tc>
           <w:tcPr>
             <w:tcW w:type="dxa" w:w="1234"/>
-            <w:shd w:val="clear" w:fill="EAF0F6"/>
           </w:tcPr>
           <w:p>
             <w:r>
-              <w:rPr>
-                <w:b/>
-                <w:sz w:val="20"/>
-              </w:rPr>
-            </w:r>
-            <w:r>
-              <w:rPr>
-                <w:b/>
-                <w:sz w:val="20"/>
-              </w:rPr>
               <w:t>Checked</w:t>
             </w:r>
           </w:p>
@@ -910,20 +985,9 @@
         <w:tc>
           <w:tcPr>
             <w:tcW w:type="dxa" w:w="1234"/>
-            <w:shd w:val="clear" w:fill="EAF0F6"/>
           </w:tcPr>
           <w:p>
             <w:r>
-              <w:rPr>
-                <w:b/>
-                <w:sz w:val="20"/>
-              </w:rPr>
-            </w:r>
-            <w:r>
-              <w:rPr>
-                <w:b/>
-                <w:sz w:val="20"/>
-              </w:rPr>
               <w:t>Confidence</w:t>
             </w:r>
           </w:p>
@@ -931,20 +995,9 @@
         <w:tc>
           <w:tcPr>
             <w:tcW w:type="dxa" w:w="1234"/>
-            <w:shd w:val="clear" w:fill="EAF0F6"/>
           </w:tcPr>
           <w:p>
             <w:r>
-              <w:rPr>
-                <w:b/>
-                <w:sz w:val="20"/>
-              </w:rPr>
-            </w:r>
-            <w:r>
-              <w:rPr>
-                <w:b/>
-                <w:sz w:val="20"/>
-              </w:rPr>
               <w:t>Supported facts</w:t>
             </w:r>
           </w:p>
@@ -957,14 +1010,6 @@
           </w:tcPr>
           <w:p>
             <w:r>
-              <w:rPr>
-                <w:sz w:val="20"/>
-              </w:rPr>
-            </w:r>
-            <w:r>
-              <w:rPr>
-                <w:sz w:val="20"/>
-              </w:rPr>
               <w:t>Xintu V90 configuration (5498 body)</w:t>
             </w:r>
           </w:p>
@@ -975,14 +1020,6 @@
           </w:tcPr>
           <w:p>
             <w:r>
-              <w:rPr>
-                <w:sz w:val="20"/>
-              </w:rPr>
-            </w:r>
-            <w:r>
-              <w:rPr>
-                <w:sz w:val="20"/>
-              </w:rPr>
               <w:t>Sohu Auto database</w:t>
             </w:r>
           </w:p>
@@ -993,14 +1030,6 @@
           </w:tcPr>
           <w:p>
             <w:r>
-              <w:rPr>
-                <w:sz w:val="20"/>
-              </w:rPr>
-            </w:r>
-            <w:r>
-              <w:rPr>
-                <w:sz w:val="20"/>
-              </w:rPr>
               <w:t>CN</w:t>
             </w:r>
           </w:p>
@@ -1011,14 +1040,6 @@
           </w:tcPr>
           <w:p>
             <w:r>
-              <w:rPr>
-                <w:sz w:val="20"/>
-              </w:rPr>
-            </w:r>
-            <w:r>
-              <w:rPr>
-                <w:sz w:val="20"/>
-              </w:rPr>
               <w:t>https://db.m.auto.sohu.com/model_5902/config?sliding=1&amp;selectedTrimId=173112</w:t>
             </w:r>
           </w:p>
@@ -1029,14 +1050,6 @@
           </w:tcPr>
           <w:p>
             <w:r>
-              <w:rPr>
-                <w:sz w:val="20"/>
-              </w:rPr>
-            </w:r>
-            <w:r>
-              <w:rPr>
-                <w:sz w:val="20"/>
-              </w:rPr>
               <w:t>2026-09-03</w:t>
             </w:r>
           </w:p>
@@ -1047,14 +1060,6 @@
           </w:tcPr>
           <w:p>
             <w:r>
-              <w:rPr>
-                <w:sz w:val="20"/>
-              </w:rPr>
-            </w:r>
-            <w:r>
-              <w:rPr>
-                <w:sz w:val="20"/>
-              </w:rPr>
               <w:t>CROSS_CHECKED</w:t>
             </w:r>
           </w:p>
@@ -1065,14 +1070,6 @@
           </w:tcPr>
           <w:p>
             <w:r>
-              <w:rPr>
-                <w:sz w:val="20"/>
-              </w:rPr>
-            </w:r>
-            <w:r>
-              <w:rPr>
-                <w:sz w:val="20"/>
-              </w:rPr>
               <w:t>Class, body dimensions</w:t>
             </w:r>
           </w:p>
@@ -1085,14 +1082,6 @@
           </w:tcPr>
           <w:p>
             <w:r>
-              <w:rPr>
-                <w:sz w:val="20"/>
-              </w:rPr>
-            </w:r>
-            <w:r>
-              <w:rPr>
-                <w:sz w:val="20"/>
-              </w:rPr>
               <w:t>SAIC π 2.0T diesel power lineage</w:t>
             </w:r>
           </w:p>
@@ -1103,14 +1092,6 @@
           </w:tcPr>
           <w:p>
             <w:r>
-              <w:rPr>
-                <w:sz w:val="20"/>
-              </w:rPr>
-            </w:r>
-            <w:r>
-              <w:rPr>
-                <w:sz w:val="20"/>
-              </w:rPr>
               <w:t>PCauto encyclopedia</w:t>
             </w:r>
           </w:p>
@@ -1121,14 +1102,6 @@
           </w:tcPr>
           <w:p>
             <w:r>
-              <w:rPr>
-                <w:sz w:val="20"/>
-              </w:rPr>
-            </w:r>
-            <w:r>
-              <w:rPr>
-                <w:sz w:val="20"/>
-              </w:rPr>
               <w:t>CN</w:t>
             </w:r>
           </w:p>
@@ -1139,14 +1112,6 @@
           </w:tcPr>
           <w:p>
             <w:r>
-              <w:rPr>
-                <w:sz w:val="20"/>
-              </w:rPr>
-            </w:r>
-            <w:r>
-              <w:rPr>
-                <w:sz w:val="20"/>
-              </w:rPr>
               <w:t>http://m.pcauto.com.cn/baike/806544/1579332/</w:t>
             </w:r>
           </w:p>
@@ -1157,14 +1122,6 @@
           </w:tcPr>
           <w:p>
             <w:r>
-              <w:rPr>
-                <w:sz w:val="20"/>
-              </w:rPr>
-            </w:r>
-            <w:r>
-              <w:rPr>
-                <w:sz w:val="20"/>
-              </w:rPr>
               <w:t>2026-09-03</w:t>
             </w:r>
           </w:p>
@@ -1175,14 +1132,6 @@
           </w:tcPr>
           <w:p>
             <w:r>
-              <w:rPr>
-                <w:sz w:val="20"/>
-              </w:rPr>
-            </w:r>
-            <w:r>
-              <w:rPr>
-                <w:sz w:val="20"/>
-              </w:rPr>
               <w:t>CROSS_CHECKED</w:t>
             </w:r>
           </w:p>
@@ -1193,14 +1142,6 @@
           </w:tcPr>
           <w:p>
             <w:r>
-              <w:rPr>
-                <w:sz w:val="20"/>
-              </w:rPr>
-            </w:r>
-            <w:r>
-              <w:rPr>
-                <w:sz w:val="20"/>
-              </w:rPr>
               <w:t>110/130 kW, 375 N·m, RWD, dual rear wheel</w:t>
             </w:r>
           </w:p>
@@ -1213,14 +1154,6 @@
           </w:tcPr>
           <w:p>
             <w:r>
-              <w:rPr>
-                <w:sz w:val="20"/>
-              </w:rPr>
-            </w:r>
-            <w:r>
-              <w:rPr>
-                <w:sz w:val="20"/>
-              </w:rPr>
               <w:t>V90 2025 130 kW / 420 N·m</w:t>
             </w:r>
           </w:p>
@@ -1231,14 +1164,6 @@
           </w:tcPr>
           <w:p>
             <w:r>
-              <w:rPr>
-                <w:sz w:val="20"/>
-              </w:rPr>
-            </w:r>
-            <w:r>
-              <w:rPr>
-                <w:sz w:val="20"/>
-              </w:rPr>
               <w:t>16888 Auto</w:t>
             </w:r>
           </w:p>
@@ -1249,14 +1174,6 @@
           </w:tcPr>
           <w:p>
             <w:r>
-              <w:rPr>
-                <w:sz w:val="20"/>
-              </w:rPr>
-            </w:r>
-            <w:r>
-              <w:rPr>
-                <w:sz w:val="20"/>
-              </w:rPr>
               <w:t>CN</w:t>
             </w:r>
           </w:p>
@@ -1267,14 +1184,6 @@
           </w:tcPr>
           <w:p>
             <w:r>
-              <w:rPr>
-                <w:sz w:val="20"/>
-              </w:rPr>
-            </w:r>
-            <w:r>
-              <w:rPr>
-                <w:sz w:val="20"/>
-              </w:rPr>
               <w:t>https://m.16888.com/news/2026/0728/24803230.html</w:t>
             </w:r>
           </w:p>
@@ -1285,14 +1194,6 @@
           </w:tcPr>
           <w:p>
             <w:r>
-              <w:rPr>
-                <w:sz w:val="20"/>
-              </w:rPr>
-            </w:r>
-            <w:r>
-              <w:rPr>
-                <w:sz w:val="20"/>
-              </w:rPr>
               <w:t>2026-09-03</w:t>
             </w:r>
           </w:p>
@@ -1303,14 +1204,6 @@
           </w:tcPr>
           <w:p>
             <w:r>
-              <w:rPr>
-                <w:sz w:val="20"/>
-              </w:rPr>
-            </w:r>
-            <w:r>
-              <w:rPr>
-                <w:sz w:val="20"/>
-              </w:rPr>
               <w:t>CROSS_CHECKED</w:t>
             </w:r>
           </w:p>
@@ -1321,14 +1214,6 @@
           </w:tcPr>
           <w:p>
             <w:r>
-              <w:rPr>
-                <w:sz w:val="20"/>
-              </w:rPr>
-            </w:r>
-            <w:r>
-              <w:rPr>
-                <w:sz w:val="20"/>
-              </w:rPr>
               <w:t>130 kW/420 N·m, ZF 8AT, 9–15 seats (seats single-source)</w:t>
             </w:r>
           </w:p>
@@ -1341,14 +1226,6 @@
           </w:tcPr>
           <w:p>
             <w:r>
-              <w:rPr>
-                <w:sz w:val="20"/>
-              </w:rPr>
-            </w:r>
-            <w:r>
-              <w:rPr>
-                <w:sz w:val="20"/>
-              </w:rPr>
               <w:t>Xintu V90 2024 parameters</w:t>
             </w:r>
           </w:p>
@@ -1359,14 +1236,6 @@
           </w:tcPr>
           <w:p>
             <w:r>
-              <w:rPr>
-                <w:sz w:val="20"/>
-              </w:rPr>
-            </w:r>
-            <w:r>
-              <w:rPr>
-                <w:sz w:val="20"/>
-              </w:rPr>
               <w:t>Sina Auto database</w:t>
             </w:r>
           </w:p>
@@ -1377,14 +1246,6 @@
           </w:tcPr>
           <w:p>
             <w:r>
-              <w:rPr>
-                <w:sz w:val="20"/>
-              </w:rPr>
-            </w:r>
-            <w:r>
-              <w:rPr>
-                <w:sz w:val="20"/>
-              </w:rPr>
               <w:t>CN</w:t>
             </w:r>
           </w:p>
@@ -1395,14 +1256,6 @@
           </w:tcPr>
           <w:p>
             <w:r>
-              <w:rPr>
-                <w:sz w:val="20"/>
-              </w:rPr>
-            </w:r>
-            <w:r>
-              <w:rPr>
-                <w:sz w:val="20"/>
-              </w:rPr>
               <w:t>http://db.auto.sina.cn/car/71018/</w:t>
             </w:r>
           </w:p>
@@ -1413,14 +1266,6 @@
           </w:tcPr>
           <w:p>
             <w:r>
-              <w:rPr>
-                <w:sz w:val="20"/>
-              </w:rPr>
-            </w:r>
-            <w:r>
-              <w:rPr>
-                <w:sz w:val="20"/>
-              </w:rPr>
               <w:t>2026-09-03</w:t>
             </w:r>
           </w:p>
@@ -1431,14 +1276,6 @@
           </w:tcPr>
           <w:p>
             <w:r>
-              <w:rPr>
-                <w:sz w:val="20"/>
-              </w:rPr>
-            </w:r>
-            <w:r>
-              <w:rPr>
-                <w:sz w:val="20"/>
-              </w:rPr>
               <w:t>CROSS_CHECKED</w:t>
             </w:r>
           </w:p>
@@ -1449,31 +1286,309 @@
           </w:tcPr>
           <w:p>
             <w:r>
-              <w:rPr>
-                <w:sz w:val="20"/>
-              </w:rPr>
-            </w:r>
-            <w:r>
-              <w:rPr>
-                <w:sz w:val="20"/>
-              </w:rPr>
               <w:t>5498/2062/2545, wheelbases 3366/3760</w:t>
             </w:r>
           </w:p>
         </w:tc>
       </w:tr>
+      <w:tr>
+        <w:tc>
+          <w:tcPr>
+            <w:tcW w:type="dxa" w:w="1234"/>
+          </w:tcPr>
+          <w:p>
+            <w:r>
+              <w:t>Road motor-vehicle manufacturers &amp; products catalog — public query system</w:t>
+            </w:r>
+          </w:p>
+        </w:tc>
+        <w:tc>
+          <w:tcPr>
+            <w:tcW w:type="dxa" w:w="1234"/>
+          </w:tcPr>
+          <w:p>
+            <w:r>
+              <w:t>MIIT, China Ministry of Industry and Information Technology</w:t>
+            </w:r>
+          </w:p>
+        </w:tc>
+        <w:tc>
+          <w:tcPr>
+            <w:tcW w:type="dxa" w:w="1234"/>
+          </w:tcPr>
+          <w:p>
+            <w:r>
+              <w:t>CN</w:t>
+            </w:r>
+          </w:p>
+        </w:tc>
+        <w:tc>
+          <w:tcPr>
+            <w:tcW w:type="dxa" w:w="1234"/>
+          </w:tcPr>
+          <w:p>
+            <w:r>
+              <w:t>https://service.miit-eidc.org.cn/miitxxgk/gonggao_xxgk/index_ggcp.html</w:t>
+            </w:r>
+          </w:p>
+        </w:tc>
+        <w:tc>
+          <w:tcPr>
+            <w:tcW w:type="dxa" w:w="1234"/>
+          </w:tcPr>
+          <w:p>
+            <w:r>
+              <w:t>2026-09-05</w:t>
+            </w:r>
+          </w:p>
+        </w:tc>
+        <w:tc>
+          <w:tcPr>
+            <w:tcW w:type="dxa" w:w="1234"/>
+          </w:tcPr>
+          <w:p>
+            <w:r>
+              <w:t>VERIFIED</w:t>
+            </w:r>
+          </w:p>
+        </w:tc>
+        <w:tc>
+          <w:tcPr>
+            <w:tcW w:type="dxa" w:w="1234"/>
+          </w:tcPr>
+          <w:p>
+            <w:r>
+              <w:t>Verify the manufacturer, approved model and homologation (公告) catalog entry before ordering or export</w:t>
+            </w:r>
+          </w:p>
+        </w:tc>
+      </w:tr>
+      <w:tr>
+        <w:tc>
+          <w:tcPr>
+            <w:tcW w:type="dxa" w:w="1234"/>
+          </w:tcPr>
+          <w:p>
+            <w:r>
+              <w:t>GB 7258 motor-vehicle safety technical conditions (GB 7258-2017 current; GB 7258-2026 applies from 2027-07-01)</w:t>
+            </w:r>
+          </w:p>
+        </w:tc>
+        <w:tc>
+          <w:tcPr>
+            <w:tcW w:type="dxa" w:w="1234"/>
+          </w:tcPr>
+          <w:p>
+            <w:r>
+              <w:t>SAMR, State Administration for Market Regulation</w:t>
+            </w:r>
+          </w:p>
+        </w:tc>
+        <w:tc>
+          <w:tcPr>
+            <w:tcW w:type="dxa" w:w="1234"/>
+          </w:tcPr>
+          <w:p>
+            <w:r>
+              <w:t>CN</w:t>
+            </w:r>
+          </w:p>
+        </w:tc>
+        <w:tc>
+          <w:tcPr>
+            <w:tcW w:type="dxa" w:w="1234"/>
+          </w:tcPr>
+          <w:p>
+            <w:r>
+              <w:t>https://www.samr.gov.cn/xw/sj/art/2026/art_9b2b3fa425e3461e8dc3bd270b410ceb.html</w:t>
+            </w:r>
+          </w:p>
+        </w:tc>
+        <w:tc>
+          <w:tcPr>
+            <w:tcW w:type="dxa" w:w="1234"/>
+          </w:tcPr>
+          <w:p>
+            <w:r>
+              <w:t>2026-09-05</w:t>
+            </w:r>
+          </w:p>
+        </w:tc>
+        <w:tc>
+          <w:tcPr>
+            <w:tcW w:type="dxa" w:w="1234"/>
+          </w:tcPr>
+          <w:p>
+            <w:r>
+              <w:t>VERIFIED</w:t>
+            </w:r>
+          </w:p>
+        </w:tc>
+        <w:tc>
+          <w:tcPr>
+            <w:tcW w:type="dxa" w:w="1234"/>
+          </w:tcPr>
+          <w:p>
+            <w:r>
+              <w:t>Baseline in-China vehicle safety technical conditions and the current/revision timeline</w:t>
+            </w:r>
+          </w:p>
+        </w:tc>
+      </w:tr>
+      <w:tr>
+        <w:tc>
+          <w:tcPr>
+            <w:tcW w:type="dxa" w:w="1234"/>
+          </w:tcPr>
+          <w:p>
+            <w:r>
+              <w:t>GB 18352.6-2016 with amendment XG1-2026 (China-6 light-vehicle pollutant emissions)</w:t>
+            </w:r>
+          </w:p>
+        </w:tc>
+        <w:tc>
+          <w:tcPr>
+            <w:tcW w:type="dxa" w:w="1234"/>
+          </w:tcPr>
+          <w:p>
+            <w:r>
+              <w:t>Ministry of Ecology and Environment (MEE)</w:t>
+            </w:r>
+          </w:p>
+        </w:tc>
+        <w:tc>
+          <w:tcPr>
+            <w:tcW w:type="dxa" w:w="1234"/>
+          </w:tcPr>
+          <w:p>
+            <w:r>
+              <w:t>CN</w:t>
+            </w:r>
+          </w:p>
+        </w:tc>
+        <w:tc>
+          <w:tcPr>
+            <w:tcW w:type="dxa" w:w="1234"/>
+          </w:tcPr>
+          <w:p>
+            <w:r>
+              <w:t>https://www.mee.gov.cn/xxgk2018/xxgk/xxgk01/202604/t20260430_1150676.html</w:t>
+            </w:r>
+          </w:p>
+        </w:tc>
+        <w:tc>
+          <w:tcPr>
+            <w:tcW w:type="dxa" w:w="1234"/>
+          </w:tcPr>
+          <w:p>
+            <w:r>
+              <w:t>2026-09-05</w:t>
+            </w:r>
+          </w:p>
+        </w:tc>
+        <w:tc>
+          <w:tcPr>
+            <w:tcW w:type="dxa" w:w="1234"/>
+          </w:tcPr>
+          <w:p>
+            <w:r>
+              <w:t>VERIFIED</w:t>
+            </w:r>
+          </w:p>
+        </w:tc>
+        <w:tc>
+          <w:tcPr>
+            <w:tcW w:type="dxa" w:w="1234"/>
+          </w:tcPr>
+          <w:p>
+            <w:r>
+              <w:t>China-6 light-vehicle emission stage and the 2026 amendment implementation dates</w:t>
+            </w:r>
+          </w:p>
+        </w:tc>
+      </w:tr>
+      <w:tr>
+        <w:tc>
+          <w:tcPr>
+            <w:tcW w:type="dxa" w:w="1234"/>
+          </w:tcPr>
+          <w:p>
+            <w:r>
+              <w:t>GB 19147 automobile diesel fuel national standard (low-sulphur basis)</w:t>
+            </w:r>
+          </w:p>
+        </w:tc>
+        <w:tc>
+          <w:tcPr>
+            <w:tcW w:type="dxa" w:w="1234"/>
+          </w:tcPr>
+          <w:p>
+            <w:r>
+              <w:t>SAMR national standards full-text platform</w:t>
+            </w:r>
+          </w:p>
+        </w:tc>
+        <w:tc>
+          <w:tcPr>
+            <w:tcW w:type="dxa" w:w="1234"/>
+          </w:tcPr>
+          <w:p>
+            <w:r>
+              <w:t>CN</w:t>
+            </w:r>
+          </w:p>
+        </w:tc>
+        <w:tc>
+          <w:tcPr>
+            <w:tcW w:type="dxa" w:w="1234"/>
+          </w:tcPr>
+          <w:p>
+            <w:r>
+              <w:t>https://openstd.samr.gov.cn/bzgk/std/newGbInfo?hcno=88F31AEECC7F7AE17C5A99496E532D2A</w:t>
+            </w:r>
+          </w:p>
+        </w:tc>
+        <w:tc>
+          <w:tcPr>
+            <w:tcW w:type="dxa" w:w="1234"/>
+          </w:tcPr>
+          <w:p>
+            <w:r>
+              <w:t>2026-09-05</w:t>
+            </w:r>
+          </w:p>
+        </w:tc>
+        <w:tc>
+          <w:tcPr>
+            <w:tcW w:type="dxa" w:w="1234"/>
+          </w:tcPr>
+          <w:p>
+            <w:r>
+              <w:t>VERIFIED</w:t>
+            </w:r>
+          </w:p>
+        </w:tc>
+        <w:tc>
+          <w:tcPr>
+            <w:tcW w:type="dxa" w:w="1234"/>
+          </w:tcPr>
+          <w:p>
+            <w:r>
+              <w:t>Diesel fuel grade and sulphur basis to match engine/emission design overseas</w:t>
+            </w:r>
+          </w:p>
+        </w:tc>
+      </w:tr>
     </w:tbl>
+    <w:p/>
     <w:p>
       <w:r>
-        <w:rPr>
-          <w:i/>
-        </w:rPr>
-        <w:t>Confidence note: no SAIC Maxus primary spec sheet was captured; values are cross-checked Chinese databases, seat count is single-source and bound to the homologated model code. No price was available and none is asserted. Destination approval is configuration-specific.</w:t>
+        <w:t>*Confidence note: no SAIC Maxus primary spec sheet was captured; values are cross-checked Chinese databases, seat count is single-source and bound to the homologated model code. No price was available and none is asserted. Destination approval is configuration-specific.*</w:t>
       </w:r>
     </w:p>
     <w:p>
       <w:pPr>
-        <w:pStyle w:val="Heading1"/>
+        <w:pStyle w:val="Heading2"/>
       </w:pPr>
       <w:r>
         <w:t>Editorial Review</w:t>
@@ -1547,6 +1662,11 @@
       </w:r>
       <w:r>
         <w:t>: EDITORIAL_QA_PASS=PASS · FACT_SOURCE_PASS=PASS · SEO_PASS=PASS · CODEX_REVIEW_PASS=PENDING (independent Codex review) · PUBLISH_APPROVED=FALSE until Codex sign-off</w:t>
+      </w:r>
+    </w:p>
+    <w:p>
+      <w:r>
+        <w:t>#AutoBridge #VehicleExport #SAICMaxus #V90 #DieselVan</w:t>
       </w:r>
     </w:p>
     <w:sectPr>
@@ -1923,8 +2043,8 @@
     <w:qFormat/>
     <w:rsid w:val="00FC693F"/>
     <w:rPr>
-      <w:rFonts w:ascii="Calibri" w:hAnsi="Calibri" w:eastAsia="Calibri"/>
-      <w:sz w:val="22"/>
+      <w:rFonts w:ascii="Calibri" w:hAnsi="Calibri"/>
+      <w:sz w:val="21"/>
     </w:rPr>
   </w:style>
   <w:style w:type="paragraph" w:styleId="Header">
@@ -1986,11 +2106,11 @@
       <w:outlineLvl w:val="0"/>
     </w:pPr>
     <w:rPr>
-      <w:rFonts w:asciiTheme="majorHAnsi" w:eastAsiaTheme="majorEastAsia" w:hAnsiTheme="majorHAnsi" w:cstheme="majorBidi" w:ascii="Calibri" w:hAnsi="Calibri"/>
+      <w:rFonts w:asciiTheme="majorHAnsi" w:eastAsiaTheme="majorEastAsia" w:hAnsiTheme="majorHAnsi" w:cstheme="majorBidi"/>
       <w:b/>
       <w:bCs/>
-      <w:color w:val="1F2A37"/>
-      <w:sz w:val="40"/>
+      <w:color w:val="365F91" w:themeColor="accent1" w:themeShade="BF"/>
+      <w:sz w:val="28"/>
       <w:szCs w:val="28"/>
     </w:rPr>
   </w:style>
@@ -2010,11 +2130,11 @@
       <w:outlineLvl w:val="1"/>
     </w:pPr>
     <w:rPr>
-      <w:rFonts w:asciiTheme="majorHAnsi" w:eastAsiaTheme="majorEastAsia" w:hAnsiTheme="majorHAnsi" w:cstheme="majorBidi" w:ascii="Calibri" w:hAnsi="Calibri"/>
+      <w:rFonts w:asciiTheme="majorHAnsi" w:eastAsiaTheme="majorEastAsia" w:hAnsiTheme="majorHAnsi" w:cstheme="majorBidi"/>
       <w:b/>
       <w:bCs/>
-      <w:color w:val="1F2A37"/>
-      <w:sz w:val="30"/>
+      <w:color w:val="4F81BD" w:themeColor="accent1"/>
+      <w:sz w:val="26"/>
       <w:szCs w:val="26"/>
     </w:rPr>
   </w:style>
@@ -2034,11 +2154,10 @@
       <w:outlineLvl w:val="2"/>
     </w:pPr>
     <w:rPr>
-      <w:rFonts w:asciiTheme="majorHAnsi" w:eastAsiaTheme="majorEastAsia" w:hAnsiTheme="majorHAnsi" w:cstheme="majorBidi" w:ascii="Calibri" w:hAnsi="Calibri"/>
+      <w:rFonts w:asciiTheme="majorHAnsi" w:eastAsiaTheme="majorEastAsia" w:hAnsiTheme="majorHAnsi" w:cstheme="majorBidi"/>
       <w:b/>
       <w:bCs/>
-      <w:color w:val="1F2A37"/>
-      <w:sz w:val="25"/>
+      <w:color w:val="4F81BD" w:themeColor="accent1"/>
     </w:rPr>
   </w:style>
   <w:style w:type="paragraph" w:styleId="Heading4">

--- a/deliveries/2026-09-03/01_Vehicle_Pages/VEH_20260903_06_SAIC_Maxus_V90.docx
+++ b/deliveries/2026-09-03/01_Vehicle_Pages/VEH_20260903_06_SAIC_Maxus_V90.docx
@@ -705,7 +705,7 @@
         <w:pStyle w:val="ListBullet"/>
       </w:pPr>
       <w:r>
-        <w:t>LICENSE: none secured — no third-party image may be published until rights are cleared</w:t>
+        <w:t>LICENSE_OR_USAGE_BASIS: none secured — no third-party image may be published until rights are cleared</w:t>
       </w:r>
     </w:p>
     <w:p>
@@ -1605,7 +1605,7 @@
         <w:t>Author / reviewer</w:t>
       </w:r>
       <w:r>
-        <w:t>: [AutoBridge Export Sourcing Team](/authors/) · method per our [Editorial Policy](/editorial-policy/)</w:t>
+        <w:t>: [AutoBridge Export Editorial Team](/authors/) · method per our [Editorial Policy](/editorial-policy/)</w:t>
       </w:r>
     </w:p>
     <w:p>
@@ -1619,7 +1619,7 @@
         <w:t>Last reviewed</w:t>
       </w:r>
       <w:r>
-        <w:t>: 2026-09-03</w:t>
+        <w:t>: 2026-09-05</w:t>
       </w:r>
     </w:p>
     <w:p>
@@ -1658,10 +1658,10 @@
         <w:rPr>
           <w:b/>
         </w:rPr>
-        <w:t>Quality gates</w:t>
+        <w:t>Editorial standard</w:t>
       </w:r>
       <w:r>
-        <w:t>: EDITORIAL_QA_PASS=PASS · FACT_SOURCE_PASS=PASS · SEO_PASS=PASS · CODEX_REVIEW_PASS=PENDING (independent Codex review) · PUBLISH_APPROVED=FALSE until Codex sign-off</w:t>
+        <w:t>: Researched and written from the sources listed above (desk research; no first-hand driving, teardown or import is claimed). Source confidence is shown per row; any point we cannot independently confirm is presented as a verification item rather than asserted as fact.</w:t>
       </w:r>
     </w:p>
     <w:p>
@@ -2043,7 +2043,6 @@
     <w:qFormat/>
     <w:rsid w:val="00FC693F"/>
     <w:rPr>
-      <w:rFonts w:ascii="Calibri" w:hAnsi="Calibri"/>
       <w:sz w:val="21"/>
     </w:rPr>
   </w:style>
